--- a/templates/datos-filiatorios.docx
+++ b/templates/datos-filiatorios.docx
@@ -346,7 +346,7 @@
           <w:u w:val="single"/>
           <w:lang w:bidi="hi-IN" w:eastAsia="zh-CN"/>
         </w:rPr>
-        <w:t>BASE COTA 905</w:t>
+        <w:t>{{BASE_UNIDAD}}</w:t>
       </w:r>
     </w:p>
     <w:p>
